--- a/download/service_providing_group_product_application_attachment.docx
+++ b/download/service_providing_group_product_application_attachment.docx
@@ -2,7 +2,7 @@
 <file path=word/document.xml><?xml version="1.0" encoding="utf-8"?>
 <w:document xmlns:w="http://schemas.openxmlformats.org/wordprocessingml/2006/main" xmlns:m="http://schemas.openxmlformats.org/officeDocument/2006/math" xmlns:r="http://schemas.openxmlformats.org/officeDocument/2006/relationships" xmlns:o="urn:schemas-microsoft-com:office:office" xmlns:v="urn:schemas-microsoft-com:vml" xmlns:w10="urn:schemas-microsoft-com:office:word" xmlns:a="http://schemas.openxmlformats.org/drawingml/2006/main" xmlns:pic="http://schemas.openxmlformats.org/drawingml/2006/picture" xmlns:wp="http://schemas.openxmlformats.org/drawingml/2006/wordprocessingDrawing">
   <w:body>
-    <w:bookmarkStart w:id="37" w:name="Xc8bf9a917e7221e15f404fe2df15b8a9579671b"/>
+    <w:bookmarkStart w:id="37" w:name="_c8bf9a917e7221e15f404fe2df15b8a9579671b"/>
     <w:p>
       <w:pPr>
         <w:pStyle w:val="Overskrift1"/>
@@ -25,7 +25,7 @@
         <w:t xml:space="preserve">allowing involved parties to exchange supporting documents.</w:t>
       </w:r>
     </w:p>
-    <w:bookmarkStart w:id="22" w:name="relevant-links"/>
+    <w:bookmarkStart w:id="22" w:name="_79afa4f38a91732ffbb4c55883dc88cdfa88c95"/>
     <w:p>
       <w:pPr>
         <w:pStyle w:val="Overskrift2"/>
@@ -69,7 +69,7 @@
       </w:hyperlink>
     </w:p>
     <w:bookmarkEnd w:id="22"/>
-    <w:bookmarkStart w:id="24" w:name="fields"/>
+    <w:bookmarkStart w:id="24" w:name="_fields"/>
     <w:p>
       <w:pPr>
         <w:pStyle w:val="Overskrift2"/>
@@ -603,7 +603,7 @@
       </w:tr>
     </w:tbl>
     <w:bookmarkEnd w:id="24"/>
-    <w:bookmarkStart w:id="25" w:name="validation-rules"/>
+    <w:bookmarkStart w:id="25" w:name="_59f998a8f2e664043807375c511f11331608f95"/>
     <w:p>
       <w:pPr>
         <w:pStyle w:val="Overskrift2"/>
@@ -621,7 +621,7 @@
       </w:r>
     </w:p>
     <w:bookmarkEnd w:id="25"/>
-    <w:bookmarkStart w:id="26" w:name="notifications"/>
+    <w:bookmarkStart w:id="26" w:name="_notifications"/>
     <w:p>
       <w:pPr>
         <w:pStyle w:val="Overskrift2"/>
@@ -713,7 +713,7 @@
       </w:tr>
     </w:tbl>
     <w:bookmarkEnd w:id="26"/>
-    <w:bookmarkStart w:id="36" w:name="authorization"/>
+    <w:bookmarkStart w:id="36" w:name="_authorization"/>
     <w:p>
       <w:pPr>
         <w:pStyle w:val="Overskrift2"/>
@@ -722,7 +722,7 @@
         <w:t xml:space="preserve">Authorization</w:t>
       </w:r>
     </w:p>
-    <w:bookmarkStart w:id="33" w:name="resource-level-authorization"/>
+    <w:bookmarkStart w:id="33" w:name="_ea7458f1c517e163e4c33e527853f16a851511d"/>
     <w:p>
       <w:pPr>
         <w:pStyle w:val="Overskrift3"/>
@@ -775,7 +775,7 @@
         <w:t xml:space="preserve">.</w:t>
       </w:r>
     </w:p>
-    <w:bookmarkStart w:id="28" w:name="anonymous"/>
+    <w:bookmarkStart w:id="28" w:name="_anonymous"/>
     <w:p>
       <w:pPr>
         <w:pStyle w:val="Overskrift4"/>
@@ -793,7 +793,7 @@
       </w:r>
     </w:p>
     <w:bookmarkEnd w:id="28"/>
-    <w:bookmarkStart w:id="29" w:name="common"/>
+    <w:bookmarkStart w:id="29" w:name="_common"/>
     <w:p>
       <w:pPr>
         <w:pStyle w:val="Overskrift4"/>
@@ -889,7 +889,7 @@
       </w:tr>
     </w:tbl>
     <w:bookmarkEnd w:id="29"/>
-    <w:bookmarkStart w:id="30" w:name="flexibility-information-system-operator"/>
+    <w:bookmarkStart w:id="30" w:name="_205d448ec611aeec17125b0a6a21826729c6ace"/>
     <w:p>
       <w:pPr>
         <w:pStyle w:val="Overskrift4"/>
@@ -984,7 +984,7 @@
       </w:tr>
     </w:tbl>
     <w:bookmarkEnd w:id="30"/>
-    <w:bookmarkStart w:id="31" w:name="service-provider"/>
+    <w:bookmarkStart w:id="31" w:name="_b462e6d210ec9c712e4b2292c76af28fc130787"/>
     <w:p>
       <w:pPr>
         <w:pStyle w:val="Overskrift4"/>
@@ -1080,7 +1080,7 @@
       </w:tr>
     </w:tbl>
     <w:bookmarkEnd w:id="31"/>
-    <w:bookmarkStart w:id="32" w:name="other-roles"/>
+    <w:bookmarkStart w:id="32" w:name="_bc892b6204c5544d53597b9c4020ddf4cbaf7d8"/>
     <w:p>
       <w:pPr>
         <w:pStyle w:val="Overskrift4"/>
@@ -1099,7 +1099,7 @@
     </w:p>
     <w:bookmarkEnd w:id="32"/>
     <w:bookmarkEnd w:id="33"/>
-    <w:bookmarkStart w:id="35" w:name="field-level-authorization"/>
+    <w:bookmarkStart w:id="35" w:name="_12ddb80e42fe95428c38865dcd3a67097e70e69"/>
     <w:p>
       <w:pPr>
         <w:pStyle w:val="Overskrift3"/>
